--- a/Доки ВКР.docx
+++ b/Доки ВКР.docx
@@ -195,7 +195,34 @@
           <w:sz w:val="28"/>
           <w:szCs w:val="28"/>
         </w:rPr>
-        <w:t xml:space="preserve">Четко видна актуальность данной работы, обусловленная интенсивным развитием информационных технологий. </w:t>
+        <w:t xml:space="preserve">Четко видна актуальность данной работы, обусловленная </w:t>
+      </w:r>
+      <w:r>
+        <w:rPr>
+          <w:color w:val="222222"/>
+          <w:position w:val="0"/>
+          <w:sz w:val="28"/>
+          <w:szCs w:val="28"/>
+        </w:rPr>
+        <w:t xml:space="preserve">потребностью в системе помогающей осуществлять </w:t>
+      </w:r>
+      <w:r>
+        <w:rPr>
+          <w:color w:val="222222"/>
+          <w:position w:val="0"/>
+          <w:sz w:val="28"/>
+          <w:szCs w:val="28"/>
+        </w:rPr>
+        <w:t>оперативное взаимодействие сотрудников</w:t>
+      </w:r>
+      <w:r>
+        <w:rPr>
+          <w:color w:val="222222"/>
+          <w:position w:val="0"/>
+          <w:sz w:val="28"/>
+          <w:szCs w:val="28"/>
+        </w:rPr>
+        <w:t xml:space="preserve">. </w:t>
       </w:r>
     </w:p>
     <w:p>
@@ -464,7 +491,27 @@
                 <w:szCs w:val="24"/>
                 <w:lang w:eastAsia="en-US"/>
               </w:rPr>
-              <w:t xml:space="preserve">ст. переп. </w:t>
+              <w:t xml:space="preserve">ст. </w:t>
+            </w:r>
+            <w:proofErr w:type="spellStart"/>
+            <w:r>
+              <w:rPr>
+                <w:position w:val="0"/>
+                <w:sz w:val="24"/>
+                <w:szCs w:val="24"/>
+                <w:lang w:eastAsia="en-US"/>
+              </w:rPr>
+              <w:t>переп</w:t>
+            </w:r>
+            <w:proofErr w:type="spellEnd"/>
+            <w:r>
+              <w:rPr>
+                <w:position w:val="0"/>
+                <w:sz w:val="24"/>
+                <w:szCs w:val="24"/>
+                <w:lang w:eastAsia="en-US"/>
+              </w:rPr>
+              <w:t xml:space="preserve">. </w:t>
             </w:r>
             <w:r>
               <w:rPr>
@@ -1194,6 +1241,7 @@
                 <w:lang w:eastAsia="en-US"/>
               </w:rPr>
             </w:pPr>
+            <w:proofErr w:type="spellStart"/>
             <w:r>
               <w:rPr>
                 <w:position w:val="0"/>
@@ -1201,7 +1249,17 @@
                 <w:szCs w:val="24"/>
                 <w:lang w:eastAsia="en-US"/>
               </w:rPr>
-              <w:t>Мехоношни Владислав Антонович</w:t>
+              <w:t>Мехоношни</w:t>
+            </w:r>
+            <w:proofErr w:type="spellEnd"/>
+            <w:r>
+              <w:rPr>
+                <w:position w:val="0"/>
+                <w:sz w:val="24"/>
+                <w:szCs w:val="24"/>
+                <w:lang w:eastAsia="en-US"/>
+              </w:rPr>
+              <w:t xml:space="preserve"> Владислав Антонович</w:t>
             </w:r>
           </w:p>
         </w:tc>
@@ -1895,6 +1953,7 @@
                 <w:lang w:eastAsia="en-US"/>
               </w:rPr>
             </w:pPr>
+            <w:proofErr w:type="spellStart"/>
             <w:r>
               <w:rPr>
                 <w:position w:val="0"/>
@@ -1902,7 +1961,17 @@
                 <w:szCs w:val="24"/>
                 <w:lang w:eastAsia="en-US"/>
               </w:rPr>
-              <w:t>Мехоношни Владислав Антонович</w:t>
+              <w:t>Мехоношни</w:t>
+            </w:r>
+            <w:proofErr w:type="spellEnd"/>
+            <w:r>
+              <w:rPr>
+                <w:position w:val="0"/>
+                <w:sz w:val="24"/>
+                <w:szCs w:val="24"/>
+                <w:lang w:eastAsia="en-US"/>
+              </w:rPr>
+              <w:t xml:space="preserve"> Владислав Антонович</w:t>
             </w:r>
           </w:p>
         </w:tc>
@@ -1974,7 +2043,49 @@
           <w:szCs w:val="28"/>
         </w:rPr>
         <w:lastRenderedPageBreak/>
-        <w:t>Ректору ФГАОУ  ВО «ПНИПУ»</w:t>
+        <w:t>И.о</w:t>
+      </w:r>
+      <w:r>
+        <w:rPr>
+          <w:position w:val="0"/>
+          <w:sz w:val="28"/>
+          <w:szCs w:val="28"/>
+        </w:rPr>
+        <w:t>.</w:t>
+      </w:r>
+      <w:r>
+        <w:rPr>
+          <w:position w:val="0"/>
+          <w:sz w:val="28"/>
+          <w:szCs w:val="28"/>
+        </w:rPr>
+        <w:t xml:space="preserve"> ректора</w:t>
+      </w:r>
+      <w:r>
+        <w:rPr>
+          <w:position w:val="0"/>
+          <w:sz w:val="28"/>
+          <w:szCs w:val="28"/>
+        </w:rPr>
+        <w:t xml:space="preserve"> </w:t>
+      </w:r>
+      <w:proofErr w:type="gramStart"/>
+      <w:r>
+        <w:rPr>
+          <w:position w:val="0"/>
+          <w:sz w:val="28"/>
+          <w:szCs w:val="28"/>
+        </w:rPr>
+        <w:t>ФГАОУ  ВО</w:t>
+      </w:r>
+      <w:proofErr w:type="gramEnd"/>
+      <w:r>
+        <w:rPr>
+          <w:position w:val="0"/>
+          <w:sz w:val="28"/>
+          <w:szCs w:val="28"/>
+        </w:rPr>
+        <w:t xml:space="preserve"> «ПНИПУ»</w:t>
       </w:r>
     </w:p>
     <w:p>
@@ -1998,7 +2109,31 @@
           <w:sz w:val="28"/>
           <w:szCs w:val="28"/>
         </w:rPr>
-        <w:t>Ташкинову А.А.</w:t>
+        <w:t>Петроченкову</w:t>
+      </w:r>
+      <w:r>
+        <w:rPr>
+          <w:position w:val="0"/>
+          <w:sz w:val="28"/>
+          <w:szCs w:val="28"/>
+        </w:rPr>
+        <w:t xml:space="preserve"> А.</w:t>
+      </w:r>
+      <w:r>
+        <w:rPr>
+          <w:position w:val="0"/>
+          <w:sz w:val="28"/>
+          <w:szCs w:val="28"/>
+        </w:rPr>
+        <w:t>Б</w:t>
+      </w:r>
+      <w:r>
+        <w:rPr>
+          <w:position w:val="0"/>
+          <w:sz w:val="28"/>
+          <w:szCs w:val="28"/>
+        </w:rPr>
+        <w:t>.</w:t>
       </w:r>
     </w:p>
     <w:p>
@@ -2040,6 +2175,7 @@
           <w:szCs w:val="28"/>
         </w:rPr>
       </w:pPr>
+      <w:proofErr w:type="gramStart"/>
       <w:r>
         <w:rPr>
           <w:position w:val="0"/>
@@ -2055,7 +2191,17 @@
           <w:szCs w:val="28"/>
           <w:u w:val="single"/>
         </w:rPr>
-        <w:t xml:space="preserve"> 4 </w:t>
+        <w:t xml:space="preserve"> 4</w:t>
+      </w:r>
+      <w:proofErr w:type="gramEnd"/>
+      <w:r>
+        <w:rPr>
+          <w:position w:val="0"/>
+          <w:sz w:val="28"/>
+          <w:szCs w:val="28"/>
+          <w:u w:val="single"/>
+        </w:rPr>
+        <w:t xml:space="preserve"> </w:t>
       </w:r>
       <w:r>
         <w:rPr>
@@ -2811,7 +2957,6 @@
   <w:style w:type="character" w:default="1" w:styleId="a0">
     <w:name w:val="Default Paragraph Font"/>
     <w:uiPriority w:val="1"/>
-    <w:semiHidden/>
     <w:unhideWhenUsed/>
   </w:style>
   <w:style w:type="table" w:default="1" w:styleId="a1">
